--- a/tillsyn/A 62402-2025 tillsynsbegäran.docx
+++ b/tillsyn/A 62402-2025 tillsynsbegäran.docx
@@ -479,7 +479,7 @@
     <w:r>
       <w:tab/>
       <w:tab/>
-      <w:t>2025-12-19</w:t>
+      <w:t>2025-12-20</w:t>
       <w:br/>
       <w:br/>
     </w:r>

--- a/tillsyn/A 62402-2025 tillsynsbegäran.docx
+++ b/tillsyn/A 62402-2025 tillsynsbegäran.docx
@@ -479,7 +479,7 @@
     <w:r>
       <w:tab/>
       <w:tab/>
-      <w:t>2025-12-20</w:t>
+      <w:t>2025-12-21</w:t>
       <w:br/>
       <w:br/>
     </w:r>

--- a/tillsyn/A 62402-2025 tillsynsbegäran.docx
+++ b/tillsyn/A 62402-2025 tillsynsbegäran.docx
@@ -479,7 +479,7 @@
     <w:r>
       <w:tab/>
       <w:tab/>
-      <w:t>2025-12-21</w:t>
+      <w:t>2025-12-22</w:t>
       <w:br/>
       <w:br/>
     </w:r>

--- a/tillsyn/A 62402-2025 tillsynsbegäran.docx
+++ b/tillsyn/A 62402-2025 tillsynsbegäran.docx
@@ -479,7 +479,7 @@
     <w:r>
       <w:tab/>
       <w:tab/>
-      <w:t>2025-12-22</w:t>
+      <w:t>2025-12-26</w:t>
       <w:br/>
       <w:br/>
     </w:r>

--- a/tillsyn/A 62402-2025 tillsynsbegäran.docx
+++ b/tillsyn/A 62402-2025 tillsynsbegäran.docx
@@ -479,7 +479,7 @@
     <w:r>
       <w:tab/>
       <w:tab/>
-      <w:t>2025-12-26</w:t>
+      <w:t>2025-12-28</w:t>
       <w:br/>
       <w:br/>
     </w:r>

--- a/tillsyn/A 62402-2025 tillsynsbegäran.docx
+++ b/tillsyn/A 62402-2025 tillsynsbegäran.docx
@@ -479,7 +479,7 @@
     <w:r>
       <w:tab/>
       <w:tab/>
-      <w:t>2025-12-28</w:t>
+      <w:t>2025-12-29</w:t>
       <w:br/>
       <w:br/>
     </w:r>

--- a/tillsyn/A 62402-2025 tillsynsbegäran.docx
+++ b/tillsyn/A 62402-2025 tillsynsbegäran.docx
@@ -479,7 +479,7 @@
     <w:r>
       <w:tab/>
       <w:tab/>
-      <w:t>2025-12-29</w:t>
+      <w:t>2025-12-30</w:t>
       <w:br/>
       <w:br/>
     </w:r>

--- a/tillsyn/A 62402-2025 tillsynsbegäran.docx
+++ b/tillsyn/A 62402-2025 tillsynsbegäran.docx
@@ -479,7 +479,7 @@
     <w:r>
       <w:tab/>
       <w:tab/>
-      <w:t>2025-12-30</w:t>
+      <w:t>2025-12-31</w:t>
       <w:br/>
       <w:br/>
     </w:r>

--- a/tillsyn/A 62402-2025 tillsynsbegäran.docx
+++ b/tillsyn/A 62402-2025 tillsynsbegäran.docx
@@ -479,7 +479,7 @@
     <w:r>
       <w:tab/>
       <w:tab/>
-      <w:t>2025-12-31</w:t>
+      <w:t>2026-01-03</w:t>
       <w:br/>
       <w:br/>
     </w:r>

--- a/tillsyn/A 62402-2025 tillsynsbegäran.docx
+++ b/tillsyn/A 62402-2025 tillsynsbegäran.docx
@@ -479,7 +479,7 @@
     <w:r>
       <w:tab/>
       <w:tab/>
-      <w:t>2026-01-07</w:t>
+      <w:t>2026-01-08</w:t>
       <w:br/>
       <w:br/>
     </w:r>

--- a/tillsyn/A 62402-2025 tillsynsbegäran.docx
+++ b/tillsyn/A 62402-2025 tillsynsbegäran.docx
@@ -479,7 +479,7 @@
     <w:r>
       <w:tab/>
       <w:tab/>
-      <w:t>2026-01-08</w:t>
+      <w:t>2026-01-09</w:t>
       <w:br/>
       <w:br/>
     </w:r>

--- a/tillsyn/A 62402-2025 tillsynsbegäran.docx
+++ b/tillsyn/A 62402-2025 tillsynsbegäran.docx
@@ -479,7 +479,7 @@
     <w:r>
       <w:tab/>
       <w:tab/>
-      <w:t>2026-01-09</w:t>
+      <w:t>2026-01-10</w:t>
       <w:br/>
       <w:br/>
     </w:r>

--- a/tillsyn/A 62402-2025 tillsynsbegäran.docx
+++ b/tillsyn/A 62402-2025 tillsynsbegäran.docx
@@ -479,7 +479,7 @@
     <w:r>
       <w:tab/>
       <w:tab/>
-      <w:t>2026-01-10</w:t>
+      <w:t>2026-01-11</w:t>
       <w:br/>
       <w:br/>
     </w:r>

--- a/tillsyn/A 62402-2025 tillsynsbegäran.docx
+++ b/tillsyn/A 62402-2025 tillsynsbegäran.docx
@@ -479,7 +479,7 @@
     <w:r>
       <w:tab/>
       <w:tab/>
-      <w:t>2026-01-11</w:t>
+      <w:t>2026-01-12</w:t>
       <w:br/>
       <w:br/>
     </w:r>

--- a/tillsyn/A 62402-2025 tillsynsbegäran.docx
+++ b/tillsyn/A 62402-2025 tillsynsbegäran.docx
@@ -479,7 +479,7 @@
     <w:r>
       <w:tab/>
       <w:tab/>
-      <w:t>2026-01-12</w:t>
+      <w:t>2026-01-13</w:t>
       <w:br/>
       <w:br/>
     </w:r>

--- a/tillsyn/A 62402-2025 tillsynsbegäran.docx
+++ b/tillsyn/A 62402-2025 tillsynsbegäran.docx
@@ -479,7 +479,7 @@
     <w:r>
       <w:tab/>
       <w:tab/>
-      <w:t>2026-01-13</w:t>
+      <w:t>2026-01-14</w:t>
       <w:br/>
       <w:br/>
     </w:r>

--- a/tillsyn/A 62402-2025 tillsynsbegäran.docx
+++ b/tillsyn/A 62402-2025 tillsynsbegäran.docx
@@ -479,7 +479,7 @@
     <w:r>
       <w:tab/>
       <w:tab/>
-      <w:t>2026-01-14</w:t>
+      <w:t>2026-01-15</w:t>
       <w:br/>
       <w:br/>
     </w:r>

--- a/tillsyn/A 62402-2025 tillsynsbegäran.docx
+++ b/tillsyn/A 62402-2025 tillsynsbegäran.docx
@@ -479,7 +479,7 @@
     <w:r>
       <w:tab/>
       <w:tab/>
-      <w:t>2026-01-15</w:t>
+      <w:t>2026-01-16</w:t>
       <w:br/>
       <w:br/>
     </w:r>

--- a/tillsyn/A 62402-2025 tillsynsbegäran.docx
+++ b/tillsyn/A 62402-2025 tillsynsbegäran.docx
@@ -479,7 +479,7 @@
     <w:r>
       <w:tab/>
       <w:tab/>
-      <w:t>2026-01-16</w:t>
+      <w:t>2026-01-17</w:t>
       <w:br/>
       <w:br/>
     </w:r>

--- a/tillsyn/A 62402-2025 tillsynsbegäran.docx
+++ b/tillsyn/A 62402-2025 tillsynsbegäran.docx
@@ -479,7 +479,7 @@
     <w:r>
       <w:tab/>
       <w:tab/>
-      <w:t>2026-01-17</w:t>
+      <w:t>2026-01-18</w:t>
       <w:br/>
       <w:br/>
     </w:r>

--- a/tillsyn/A 62402-2025 tillsynsbegäran.docx
+++ b/tillsyn/A 62402-2025 tillsynsbegäran.docx
@@ -479,7 +479,7 @@
     <w:r>
       <w:tab/>
       <w:tab/>
-      <w:t>2026-01-18</w:t>
+      <w:t>2026-01-19</w:t>
       <w:br/>
       <w:br/>
     </w:r>

--- a/tillsyn/A 62402-2025 tillsynsbegäran.docx
+++ b/tillsyn/A 62402-2025 tillsynsbegäran.docx
@@ -479,7 +479,7 @@
     <w:r>
       <w:tab/>
       <w:tab/>
-      <w:t>2026-01-19</w:t>
+      <w:t>2026-01-20</w:t>
       <w:br/>
       <w:br/>
     </w:r>

--- a/tillsyn/A 62402-2025 tillsynsbegäran.docx
+++ b/tillsyn/A 62402-2025 tillsynsbegäran.docx
@@ -479,7 +479,7 @@
     <w:r>
       <w:tab/>
       <w:tab/>
-      <w:t>2026-01-20</w:t>
+      <w:t>2026-01-21</w:t>
       <w:br/>
       <w:br/>
     </w:r>

--- a/tillsyn/A 62402-2025 tillsynsbegäran.docx
+++ b/tillsyn/A 62402-2025 tillsynsbegäran.docx
@@ -479,7 +479,7 @@
     <w:r>
       <w:tab/>
       <w:tab/>
-      <w:t>2026-01-21</w:t>
+      <w:t>2026-01-23</w:t>
       <w:br/>
       <w:br/>
     </w:r>

--- a/tillsyn/A 62402-2025 tillsynsbegäran.docx
+++ b/tillsyn/A 62402-2025 tillsynsbegäran.docx
@@ -479,7 +479,7 @@
     <w:r>
       <w:tab/>
       <w:tab/>
-      <w:t>2026-01-23</w:t>
+      <w:t>2026-01-24</w:t>
       <w:br/>
       <w:br/>
     </w:r>

--- a/tillsyn/A 62402-2025 tillsynsbegäran.docx
+++ b/tillsyn/A 62402-2025 tillsynsbegäran.docx
@@ -479,7 +479,7 @@
     <w:r>
       <w:tab/>
       <w:tab/>
-      <w:t>2026-01-24</w:t>
+      <w:t>2026-01-25</w:t>
       <w:br/>
       <w:br/>
     </w:r>

--- a/tillsyn/A 62402-2025 tillsynsbegäran.docx
+++ b/tillsyn/A 62402-2025 tillsynsbegäran.docx
@@ -479,7 +479,7 @@
     <w:r>
       <w:tab/>
       <w:tab/>
-      <w:t>2026-01-25</w:t>
+      <w:t>2026-01-26</w:t>
       <w:br/>
       <w:br/>
     </w:r>

--- a/tillsyn/A 62402-2025 tillsynsbegäran.docx
+++ b/tillsyn/A 62402-2025 tillsynsbegäran.docx
@@ -479,7 +479,7 @@
     <w:r>
       <w:tab/>
       <w:tab/>
-      <w:t>2026-01-26</w:t>
+      <w:t>2026-01-27</w:t>
       <w:br/>
       <w:br/>
     </w:r>

--- a/tillsyn/A 62402-2025 tillsynsbegäran.docx
+++ b/tillsyn/A 62402-2025 tillsynsbegäran.docx
@@ -479,7 +479,7 @@
     <w:r>
       <w:tab/>
       <w:tab/>
-      <w:t>2026-01-27</w:t>
+      <w:t>2026-01-28</w:t>
       <w:br/>
       <w:br/>
     </w:r>

--- a/tillsyn/A 62402-2025 tillsynsbegäran.docx
+++ b/tillsyn/A 62402-2025 tillsynsbegäran.docx
@@ -98,7 +98,16 @@
         <w:t>Gammelgransskål (NT)</w:t>
       </w:r>
       <w:r>
-        <w:t xml:space="preserve"> är en liten skålsvamp som växer på gamla granar med skrovlig bark. Typiska växtplatser är gransumpskog i myrkanter, bäckdråg, bäckraviner och skuggiga bergssluttningar, men också skog på torrare mark kan hysa arten om beståndet har stark naturskogskaraktär. Bestånd med arten bör behandlas som nyckelbiotoper och sparas vid en slutavverkning. Även gallring bör undvikas (SLU Artdatabanken, 2024; Nitare &amp; Skogsstyrelsen, 2019).</w:t>
+        <w:t xml:space="preserve"> är en liten skålsvamp som växer på gamla granar med skrovlig bark. Typiska växtplatser är gransumpskog i myrkanter, bäckdråg, bäckraviner och skuggiga bergssluttningar, men också skog på torrare mark kan hysa arten om beståndet har stark naturskogskaraktär. Bestånd med arten bör behandlas som nyckelbiotoper och sparas vid en slutavverkning. Även gallring bör undvikas. Gammelgransskål är typisk art för </w:t>
+      </w:r>
+      <w:r>
+        <w:rPr>
+          <w:i/>
+        </w:rPr>
+        <w:t>9010 Taiga</w:t>
+      </w:r>
+      <w:r>
+        <w:t xml:space="preserve"> (SLU Artdatabanken, 2024; Nitare &amp; Skogsstyrelsen, 2019).</w:t>
       </w:r>
     </w:p>
     <w:p>
@@ -109,7 +118,25 @@
         <w:t>Garnlav (NT)</w:t>
       </w:r>
       <w:r>
-        <w:t xml:space="preserve"> är en utpräglad barrskogsart som ibland kan drapera träden i norrländska grannaturskogar med hög luftfuktighet. Den förekommer även i talldominerade bestånd där den, förutom i trädens grenverk, påträffas hängande över ojämnheter i tallbarken. Arten har minskat starkt i södra och mellersta Sverige och den minskar även i sitt nordliga utbredningsområde. Orsaken till tillbakagången beror främst på slutavverkningar av naturskogsartade skogar. Bestånd med riklig förekomst bör regelmässigt sparas. Garnlav är värdväxt för den mycket sällsynta och akut hotade fjärilen barrskogslavfly (CR) som hör hemma i boreala barrskogar med riklig förekomst av värdväxten. Tidigare kunde arten konstateras årligen på flera platser vid Dala-Floda i Dalarna innan lokalerna kalavverkades. Senaste fyndet i landet av barrskogslavfly är från år 2000 då den påträffades vid Högberget i Sollefteå kommun (SLU Artdatabanken, 2024).</w:t>
+        <w:t xml:space="preserve"> är en utpräglad barrskogsart som ibland kan drapera träden i norrländska grannaturskogar med hög luftfuktighet. Den förekommer även i talldominerade bestånd där den, förutom i trädens grenverk, påträffas hängande över ojämnheter i tallbarken. Arten har minskat starkt i södra och mellersta Sverige och den minskar även i sitt nordliga utbredningsområde. Orsaken till tillbakagången beror främst på slutavverkningar av naturskogsartade skogar. Bestånd med riklig förekomst bör regelmässigt sparas. Garnlav är värdväxt för den mycket sällsynta och akut hotade fjärilen barrskogslavfly (CR) som hör hemma i boreala barrskogar med riklig förekomst av värdväxten. Tidigare kunde arten konstateras årligen på flera platser vid Dala-Floda i Dalarna innan lokalerna kalavverkades. Senaste fyndet i landet av barrskogslavfly är från år 2000 då den påträffades vid Högberget i Sollefteå kommun. Garnlav är typisk art för </w:t>
+      </w:r>
+      <w:r>
+        <w:rPr>
+          <w:i/>
+        </w:rPr>
+        <w:t xml:space="preserve">9010 Taiga </w:t>
+      </w:r>
+      <w:r>
+        <w:t>och</w:t>
+      </w:r>
+      <w:r>
+        <w:rPr>
+          <w:i/>
+        </w:rPr>
+        <w:t xml:space="preserve"> 9070 Trädklädd betesmark </w:t>
+      </w:r>
+      <w:r>
+        <w:t xml:space="preserve"> (SLU Artdatabanken, 2024).</w:t>
       </w:r>
     </w:p>
     <w:p>
@@ -120,7 +147,7 @@
         <w:t>Lunglav (NT)</w:t>
       </w:r>
       <w:r>
-        <w:t xml:space="preserve"> är en av vårt lands främsta signalarter som överallt indikerar gamla lövträd, skogsbestånd med höga naturvärden och ekosystem med lång skoglig kontinuitet. Lokalt kan förekomsten vara mycket riklig men den hittas nästan enbart i gamla och ej slutavverkade skogar. Artens samtliga förekomster bör uppmärksammas från naturvårdssynpunkt, då många lokaler även hyser andra ovanliga och rödlistade arter. Rikliga förekomster bör skyddas med biotopskydd, frivilliga avsättningar eller reservat. Det finns ett antal sällsynta lavparasiter som växer på lunglav: lunglavsknapp (VU), skrovelmössing (DD), lunglavshårprick (DD), </w:t>
+        <w:t xml:space="preserve"> är en av vårt lands främsta signalarter som överallt indikerar gamla lövträd, skogsbestånd med höga naturvärden och ekosystem med långskoglig kontinuitet. Lokalt kan förekomsten vara mycket riklig men den hittas nästan enbart i gamla och ej slutavverkade skogar. Artens samtliga förekomster bör uppmärksammas från naturvårdssynpunkt, då många lokaler även hyser andra ovanliga och rödlistade arter. Rikliga förekomster bör skyddas med biotopskydd, frivilliga avsättningar eller reservat. Det finns ett antal sällsynta lavparasiter som växer på lunglav: lunglavsknapp (VU), skrovelmössing (DD), lunglavshårprick (DD), </w:t>
       </w:r>
       <w:r>
         <w:rPr>
@@ -138,7 +165,25 @@
         <w:t>Chalara lobariae</w:t>
       </w:r>
       <w:r>
-        <w:t xml:space="preserve"> (NA) (SLU Artdatabanken, 2025; SLU Artdatabanken, 2024; Nitare &amp; Skogsstyrelsen, 2019).</w:t>
+        <w:t xml:space="preserve"> (NA). Lunglav är typisk art för </w:t>
+      </w:r>
+      <w:r>
+        <w:rPr>
+          <w:i/>
+        </w:rPr>
+        <w:t>9010 Taiga, 9020 Nordlig ädellövskog, 9110 Näringsfattig bokskog, 9130 Näringsrik bokskog, 9160 Näringsrik ekskog, 9180 Ädellövskog i branter, 9190 Näringsfattig ekskog, 9070 Trädklädd betesmark, 9040 Fjällbjörkskog</w:t>
+      </w:r>
+      <w:r>
+        <w:t xml:space="preserve"> och</w:t>
+      </w:r>
+      <w:r>
+        <w:rPr>
+          <w:i/>
+        </w:rPr>
+        <w:t xml:space="preserve"> 6530 Lövängar</w:t>
+      </w:r>
+      <w:r>
+        <w:t xml:space="preserve"> (SLU Artdatabanken, 2025; SLU Artdatabanken, 2024; Nitare &amp; Skogsstyrelsen, 2019).</w:t>
       </w:r>
     </w:p>
     <w:p>
@@ -149,7 +194,25 @@
         <w:t>Rosenticka (NT)</w:t>
       </w:r>
       <w:r>
-        <w:t>, rödlistad som nära hotad, ingår i en karaktäristisk association av vedsvampar som växer på gamla, grova granlågor i urskogsartade barrskogar. Den är placerad i toppen av Skogsstyrelsens värdepyramid för bedömning av skog med höga naturvärden och indikerar ett granskogsekosystem med långvarig kontinuitet av grova lågor. Artens beroende av grova granlågor innebär att alla skogsskötselåtgärder på eller i omedelbar närhet av lokalerna utgör ett hot på lång sikt. Det är angeläget att populationerna inte ytterligare glesas ut och ett tillräckligt antal områden där arten nu finns måste sparas för framtiden (Nitare &amp; Skogsstyrelsen, 2019; SLU Artdatabanken, 2024).</w:t>
+        <w:t xml:space="preserve">, rödlistad som nära hotad, ingår i en karaktäristisk association av vedsvampar som växer på gamla, grova granlågor i urskogsartade barrskogar. Den är placerad i toppen av Skogsstyrelsens värdepyramid för bedömning av skog med höga naturvärden och indikerar ett granskogsekosystem med långvarig kontinuitet av grova lågor. Artens beroende av grova granlågor innebär att alla skogsskötselåtgärder på eller i omedelbar närhet av lokalerna utgör ett hot på lång sikt. Det är angeläget att populationerna inte ytterligare glesas ut och ett tillräckligt antal områden där arten nu finns måste sparas för framtiden. Rosenticka är typisk art för </w:t>
+      </w:r>
+      <w:r>
+        <w:rPr>
+          <w:i/>
+        </w:rPr>
+        <w:t xml:space="preserve">9010 Taiga </w:t>
+      </w:r>
+      <w:r>
+        <w:t xml:space="preserve">och </w:t>
+      </w:r>
+      <w:r>
+        <w:rPr>
+          <w:i/>
+        </w:rPr>
+        <w:t>9050 Näringsrik granskog</w:t>
+      </w:r>
+      <w:r>
+        <w:t xml:space="preserve"> (Nitare &amp; Skogsstyrelsen, 2019; SLU Artdatabanken, 2024).</w:t>
       </w:r>
     </w:p>
     <w:p>
@@ -160,7 +223,16 @@
         <w:t>Stuplav</w:t>
       </w:r>
       <w:r>
-        <w:t xml:space="preserve"> är en mycket bra signalart i hela sitt utbredningsområde och förekommer nästan enbart i skogsmiljöer med höga naturvärden. Den indikerar långvarig förekomst av gamla lövträd och miljöer med konstant hög luftfuktighet. I skogar med suboceaniskt klimat finns det en mycket sällsynt parasit, njurlavsknapp </w:t>
+        <w:t xml:space="preserve"> är en mycket bra signalart i hela sitt utbredningsområde och förekommer nästan enbart i skogsmiljöer med höga naturvärden. Den indikerar långvarig förekomst av gamla lövträd och miljöer med konstant hög luftfuktighet. Stuplav är typisk art för </w:t>
+      </w:r>
+      <w:r>
+        <w:rPr>
+          <w:i/>
+        </w:rPr>
+        <w:t>9010 Taiga</w:t>
+      </w:r>
+      <w:r>
+        <w:t xml:space="preserve">. I skogar med suboceaniskt klimat finns det en mycket sällsynt parasit, njurlavsknapp </w:t>
       </w:r>
       <w:r>
         <w:rPr>
@@ -180,7 +252,25 @@
         <w:t>Ullticka (NT)</w:t>
       </w:r>
       <w:r>
-        <w:t xml:space="preserve"> är knuten till restbestånd av barrnaturskog och förekommer med ett tydligt optimum i orörda eller måttligt påverkade gamla granskogar där det föreligger viss kontinuitet av grov död ved. Ullticka är en bra signalart inom hela sitt utbredningsområde och i södra Sverige är den sällsynt och en god signalart för skyddsvärda granskogsmiljöer. Den hotas av avverkning och fragmentering av naturskog och äldre granskog med lång trädkontinuitet. På ullticka kan ibland ulltickeporing (VU) påträffas - det är en sällsynt ticka som nyligen delats upp i tre olika arter: </w:t>
+        <w:t xml:space="preserve"> är knuten till restbestånd av barrnaturskog och förekommer med ett tydligt optimum i orörda eller måttligt påverkade gamla granskogar där det föreligger viss kontinuitet av grov död ved. Ullticka är en bra signalart inom hela sitt utbredningsområde och i södra Sverige är den sällsynt och en god signalart för skyddsvärda granskogsmiljöer. Den hotas av avverkning och fragmentering av naturskog och äldre granskog med lång trädkontinuitet. Ullticka är typisk art för </w:t>
+      </w:r>
+      <w:r>
+        <w:rPr>
+          <w:i/>
+        </w:rPr>
+        <w:t xml:space="preserve">9010 Taiga, 9050 Näringsrik granskog </w:t>
+      </w:r>
+      <w:r>
+        <w:t xml:space="preserve">och </w:t>
+      </w:r>
+      <w:r>
+        <w:rPr>
+          <w:i/>
+        </w:rPr>
+        <w:t>9030 Landhöjningsskog</w:t>
+      </w:r>
+      <w:r>
+        <w:t xml:space="preserve">. På ullticka kan ibland ulltickeporing (VU) påträffas - det är en sällsynt ticka som nyligen delats upp i tre olika arter: </w:t>
       </w:r>
       <w:r>
         <w:rPr>
@@ -199,6 +289,26 @@
       </w:r>
       <w:r>
         <w:t>. De två sistnämnda arterna står för närvarande (2020) som ej bedömda i rödlistan (SLU Artdatabanken, 2024; Nitare &amp; Skogsstyrelsen, 2019; Miettinen &amp; Niemelä, 2018).</w:t>
+      </w:r>
+    </w:p>
+    <w:p>
+      <w:r>
+        <w:rPr>
+          <w:b/>
+        </w:rPr>
+        <w:t xml:space="preserve">Vedticka </w:t>
+      </w:r>
+      <w:r>
+        <w:t xml:space="preserve">är en bra signalart söder om den naturliga norrlandsgränsen. Den är huvudsakligen knuten till äldre barrskogar där det föreligger långvarig kontinuitet av död barrved. Vedticka är typisk art för </w:t>
+      </w:r>
+      <w:r>
+        <w:rPr>
+          <w:i/>
+        </w:rPr>
+        <w:t xml:space="preserve">9010 Taiga </w:t>
+      </w:r>
+      <w:r>
+        <w:t>(Nitare &amp; Skogsstyrelsen, 2019; SLU Artdatabanken, 2025).</w:t>
       </w:r>
     </w:p>
     <w:p>
@@ -222,7 +332,25 @@
         <w:t>Spindelblomster (§8)</w:t>
       </w:r>
       <w:r>
-        <w:t xml:space="preserve"> växer i äldre mossrik granskog eller barrblandskog, men även i fjällbjörkskog. Arten indikerar långvarig trädkontinuitet och hög luftfuktighet och är mycket känslig för uttorkning och markskador. Spindelblomster har i många trakter minskat starkt under senare tid på grund av slutavverkningar och skogsmarksdikning (Nitare &amp; Skogsstyrelsen, 2019).</w:t>
+        <w:t xml:space="preserve"> växer i äldre mossrik granskog eller barrblandskog, men även i fjällbjörkskog. Arten indikerar långvarig trädkontinuitet och hög luftfuktighet och är mycket känslig för uttorkning och markskador. Spindelblomster har i många trakter minskat starkt under senare tid på grund av slutavverkningar och skogsmarksdikning. Spindelblomster är typisk art för </w:t>
+      </w:r>
+      <w:r>
+        <w:rPr>
+          <w:i/>
+        </w:rPr>
+        <w:t xml:space="preserve">9010 Taiga, 9050 Näringsrik granskog </w:t>
+      </w:r>
+      <w:r>
+        <w:t>och</w:t>
+      </w:r>
+      <w:r>
+        <w:rPr>
+          <w:i/>
+        </w:rPr>
+        <w:t xml:space="preserve"> 9040 Fjällbjörkskog</w:t>
+      </w:r>
+      <w:r>
+        <w:t xml:space="preserve"> (Nitare &amp; Skogsstyrelsen, 2019; SLU Artdatabanken, 2025).</w:t>
       </w:r>
     </w:p>
     <w:p>
@@ -248,7 +376,25 @@
     </w:p>
     <w:p>
       <w:r>
-        <w:t>Lunglav (NT) är en av vårt lands främsta signalarter som överallt indikerar gamla lövträd, skogsbestånd med höga naturvärden och ekosystem med lång skoglig kontinuitet. Lokalt kan förekomsten vara mycket riklig men den hittas nästan enbart i gamla och ej slutavverkade skogar. Artens samtliga förekomster bör uppmärksammas från naturvårdssynpunkt, då många lokaler även hyser andra ovanliga och rödlistade arter. Rikliga förekomster bör skyddas med biotopskydd, frivilliga avsättningar eller reservat (SLU Artdatabanken, 2024; Nitare &amp; Skogsstyrelsen, 2019).</w:t>
+        <w:t xml:space="preserve">Lunglav (NT) är en av vårt lands främsta signalarter som överallt indikerar gamla lövträd, skogsbestånd med höga naturvärden och ekosystem med lång skoglig kontinuitet. Lokalt kan förekomsten vara mycket riklig men den hittas nästan enbart i gamla och ej slutavverkade skogar. Artens samtliga förekomster bör uppmärksammas från naturvårdssynpunkt, då många lokaler även hyser andra ovanliga och rödlistade arter. Rikliga förekomster bör skyddas med biotopskydd, frivilliga avsättningar eller reservat. Lunglav är typisk art för </w:t>
+      </w:r>
+      <w:r>
+        <w:rPr>
+          <w:i/>
+        </w:rPr>
+        <w:t>9010 Taiga, 9020 Nordlig ädellövskog, 9110 Näringsfattig bokskog, 9130 Näringsrik bokskog, 9160 Näringsrik ekskog, 9180 Ädellövskog i branter, 9190 Näringsfattig ekskog, 9070 Trädklädd betesmark, 9040 Fjällbjörkskog</w:t>
+      </w:r>
+      <w:r>
+        <w:t xml:space="preserve"> och</w:t>
+      </w:r>
+      <w:r>
+        <w:rPr>
+          <w:i/>
+        </w:rPr>
+        <w:t xml:space="preserve"> 6530 Lövängar</w:t>
+      </w:r>
+      <w:r>
+        <w:t xml:space="preserve"> (SLU Artdatabanken, 2024; Nitare &amp; Skogsstyrelsen, 2019).</w:t>
       </w:r>
     </w:p>
     <w:p>
@@ -479,7 +625,7 @@
     <w:r>
       <w:tab/>
       <w:tab/>
-      <w:t>2026-01-28</w:t>
+      <w:t>2026-01-29</w:t>
       <w:br/>
       <w:br/>
     </w:r>

--- a/tillsyn/A 62402-2025 tillsynsbegäran.docx
+++ b/tillsyn/A 62402-2025 tillsynsbegäran.docx
@@ -625,7 +625,7 @@
     <w:r>
       <w:tab/>
       <w:tab/>
-      <w:t>2026-01-29</w:t>
+      <w:t>2026-01-30</w:t>
       <w:br/>
       <w:br/>
     </w:r>

--- a/tillsyn/A 62402-2025 tillsynsbegäran.docx
+++ b/tillsyn/A 62402-2025 tillsynsbegäran.docx
@@ -625,7 +625,7 @@
     <w:r>
       <w:tab/>
       <w:tab/>
-      <w:t>2026-01-30</w:t>
+      <w:t>2026-01-31</w:t>
       <w:br/>
       <w:br/>
     </w:r>

--- a/tillsyn/A 62402-2025 tillsynsbegäran.docx
+++ b/tillsyn/A 62402-2025 tillsynsbegäran.docx
@@ -625,7 +625,7 @@
     <w:r>
       <w:tab/>
       <w:tab/>
-      <w:t>2026-02-21</w:t>
+      <w:t>2026-02-22</w:t>
       <w:br/>
       <w:br/>
     </w:r>

--- a/tillsyn/A 62402-2025 tillsynsbegäran.docx
+++ b/tillsyn/A 62402-2025 tillsynsbegäran.docx
@@ -625,7 +625,7 @@
     <w:r>
       <w:tab/>
       <w:tab/>
-      <w:t>2026-02-22</w:t>
+      <w:t>2026-02-23</w:t>
       <w:br/>
       <w:br/>
     </w:r>

--- a/tillsyn/A 62402-2025 tillsynsbegäran.docx
+++ b/tillsyn/A 62402-2025 tillsynsbegäran.docx
@@ -625,7 +625,7 @@
     <w:r>
       <w:tab/>
       <w:tab/>
-      <w:t>2026-02-23</w:t>
+      <w:t>2026-02-24</w:t>
       <w:br/>
       <w:br/>
     </w:r>

--- a/tillsyn/A 62402-2025 tillsynsbegäran.docx
+++ b/tillsyn/A 62402-2025 tillsynsbegäran.docx
@@ -625,7 +625,7 @@
     <w:r>
       <w:tab/>
       <w:tab/>
-      <w:t>2026-02-24</w:t>
+      <w:t>2026-02-25</w:t>
       <w:br/>
       <w:br/>
     </w:r>

--- a/tillsyn/A 62402-2025 tillsynsbegäran.docx
+++ b/tillsyn/A 62402-2025 tillsynsbegäran.docx
@@ -625,7 +625,7 @@
     <w:r>
       <w:tab/>
       <w:tab/>
-      <w:t>2026-02-25</w:t>
+      <w:t>2026-02-26</w:t>
       <w:br/>
       <w:br/>
     </w:r>

--- a/tillsyn/A 62402-2025 tillsynsbegäran.docx
+++ b/tillsyn/A 62402-2025 tillsynsbegäran.docx
@@ -625,7 +625,7 @@
     <w:r>
       <w:tab/>
       <w:tab/>
-      <w:t>2026-02-26</w:t>
+      <w:t>2026-02-28</w:t>
       <w:br/>
       <w:br/>
     </w:r>

--- a/tillsyn/A 62402-2025 tillsynsbegäran.docx
+++ b/tillsyn/A 62402-2025 tillsynsbegäran.docx
@@ -625,7 +625,7 @@
     <w:r>
       <w:tab/>
       <w:tab/>
-      <w:t>2026-02-28</w:t>
+      <w:t>2026-03-01</w:t>
       <w:br/>
       <w:br/>
     </w:r>

--- a/tillsyn/A 62402-2025 tillsynsbegäran.docx
+++ b/tillsyn/A 62402-2025 tillsynsbegäran.docx
@@ -625,7 +625,7 @@
     <w:r>
       <w:tab/>
       <w:tab/>
-      <w:t>2026-03-01</w:t>
+      <w:t>2026-03-02</w:t>
       <w:br/>
       <w:br/>
     </w:r>

--- a/tillsyn/A 62402-2025 tillsynsbegäran.docx
+++ b/tillsyn/A 62402-2025 tillsynsbegäran.docx
@@ -133,7 +133,7 @@
         <w:rPr>
           <w:i/>
         </w:rPr>
-        <w:t xml:space="preserve"> 9070 Trädklädd betesmark </w:t>
+        <w:t xml:space="preserve"> 9070 Trädklädd betesmark</w:t>
       </w:r>
       <w:r>
         <w:t xml:space="preserve"> (SLU Artdatabanken, 2024).</w:t>
@@ -625,7 +625,7 @@
     <w:r>
       <w:tab/>
       <w:tab/>
-      <w:t>2026-03-02</w:t>
+      <w:t>2026-03-03</w:t>
       <w:br/>
       <w:br/>
     </w:r>

--- a/tillsyn/A 62402-2025 tillsynsbegäran.docx
+++ b/tillsyn/A 62402-2025 tillsynsbegäran.docx
@@ -625,7 +625,7 @@
     <w:r>
       <w:tab/>
       <w:tab/>
-      <w:t>2026-03-03</w:t>
+      <w:t>2026-03-04</w:t>
       <w:br/>
       <w:br/>
     </w:r>

--- a/tillsyn/A 62402-2025 tillsynsbegäran.docx
+++ b/tillsyn/A 62402-2025 tillsynsbegäran.docx
@@ -625,7 +625,7 @@
     <w:r>
       <w:tab/>
       <w:tab/>
-      <w:t>2026-03-04</w:t>
+      <w:t>2026-03-05</w:t>
       <w:br/>
       <w:br/>
     </w:r>

--- a/tillsyn/A 62402-2025 tillsynsbegäran.docx
+++ b/tillsyn/A 62402-2025 tillsynsbegäran.docx
@@ -625,7 +625,7 @@
     <w:r>
       <w:tab/>
       <w:tab/>
-      <w:t>2026-03-05</w:t>
+      <w:t>2026-03-06</w:t>
       <w:br/>
       <w:br/>
     </w:r>

--- a/tillsyn/A 62402-2025 tillsynsbegäran.docx
+++ b/tillsyn/A 62402-2025 tillsynsbegäran.docx
@@ -625,7 +625,7 @@
     <w:r>
       <w:tab/>
       <w:tab/>
-      <w:t>2026-03-06</w:t>
+      <w:t>2026-03-07</w:t>
       <w:br/>
       <w:br/>
     </w:r>

--- a/tillsyn/A 62402-2025 tillsynsbegäran.docx
+++ b/tillsyn/A 62402-2025 tillsynsbegäran.docx
@@ -625,7 +625,7 @@
     <w:r>
       <w:tab/>
       <w:tab/>
-      <w:t>2026-03-07</w:t>
+      <w:t>2026-03-08</w:t>
       <w:br/>
       <w:br/>
     </w:r>

--- a/tillsyn/A 62402-2025 tillsynsbegäran.docx
+++ b/tillsyn/A 62402-2025 tillsynsbegäran.docx
@@ -625,7 +625,7 @@
     <w:r>
       <w:tab/>
       <w:tab/>
-      <w:t>2026-03-08</w:t>
+      <w:t>2026-03-09</w:t>
       <w:br/>
       <w:br/>
     </w:r>

--- a/tillsyn/A 62402-2025 tillsynsbegäran.docx
+++ b/tillsyn/A 62402-2025 tillsynsbegäran.docx
@@ -625,7 +625,7 @@
     <w:r>
       <w:tab/>
       <w:tab/>
-      <w:t>2026-03-09</w:t>
+      <w:t>2026-03-10</w:t>
       <w:br/>
       <w:br/>
     </w:r>

--- a/tillsyn/A 62402-2025 tillsynsbegäran.docx
+++ b/tillsyn/A 62402-2025 tillsynsbegäran.docx
@@ -625,7 +625,7 @@
     <w:r>
       <w:tab/>
       <w:tab/>
-      <w:t>2026-03-10</w:t>
+      <w:t>2026-03-11</w:t>
       <w:br/>
       <w:br/>
     </w:r>

--- a/tillsyn/A 62402-2025 tillsynsbegäran.docx
+++ b/tillsyn/A 62402-2025 tillsynsbegäran.docx
@@ -625,7 +625,7 @@
     <w:r>
       <w:tab/>
       <w:tab/>
-      <w:t>2026-03-11</w:t>
+      <w:t>2026-03-12</w:t>
       <w:br/>
       <w:br/>
     </w:r>

--- a/tillsyn/A 62402-2025 tillsynsbegäran.docx
+++ b/tillsyn/A 62402-2025 tillsynsbegäran.docx
@@ -625,7 +625,7 @@
     <w:r>
       <w:tab/>
       <w:tab/>
-      <w:t>2026-03-12</w:t>
+      <w:t>2026-03-13</w:t>
       <w:br/>
       <w:br/>
     </w:r>

--- a/tillsyn/A 62402-2025 tillsynsbegäran.docx
+++ b/tillsyn/A 62402-2025 tillsynsbegäran.docx
@@ -625,7 +625,7 @@
     <w:r>
       <w:tab/>
       <w:tab/>
-      <w:t>2026-03-13</w:t>
+      <w:t>2026-03-16</w:t>
       <w:br/>
       <w:br/>
     </w:r>

--- a/tillsyn/A 62402-2025 tillsynsbegäran.docx
+++ b/tillsyn/A 62402-2025 tillsynsbegäran.docx
@@ -625,7 +625,7 @@
     <w:r>
       <w:tab/>
       <w:tab/>
-      <w:t>2026-03-16</w:t>
+      <w:t>2026-03-17</w:t>
       <w:br/>
       <w:br/>
     </w:r>

--- a/tillsyn/A 62402-2025 tillsynsbegäran.docx
+++ b/tillsyn/A 62402-2025 tillsynsbegäran.docx
@@ -625,7 +625,7 @@
     <w:r>
       <w:tab/>
       <w:tab/>
-      <w:t>2026-03-17</w:t>
+      <w:t>2026-03-18</w:t>
       <w:br/>
       <w:br/>
     </w:r>

--- a/tillsyn/A 62402-2025 tillsynsbegäran.docx
+++ b/tillsyn/A 62402-2025 tillsynsbegäran.docx
@@ -625,7 +625,7 @@
     <w:r>
       <w:tab/>
       <w:tab/>
-      <w:t>2026-03-18</w:t>
+      <w:t>2026-03-19</w:t>
       <w:br/>
       <w:br/>
     </w:r>

--- a/tillsyn/A 62402-2025 tillsynsbegäran.docx
+++ b/tillsyn/A 62402-2025 tillsynsbegäran.docx
@@ -625,7 +625,7 @@
     <w:r>
       <w:tab/>
       <w:tab/>
-      <w:t>2026-03-19</w:t>
+      <w:t>2026-03-20</w:t>
       <w:br/>
       <w:br/>
     </w:r>

--- a/tillsyn/A 62402-2025 tillsynsbegäran.docx
+++ b/tillsyn/A 62402-2025 tillsynsbegäran.docx
@@ -625,7 +625,7 @@
     <w:r>
       <w:tab/>
       <w:tab/>
-      <w:t>2026-03-20</w:t>
+      <w:t>2026-03-21</w:t>
       <w:br/>
       <w:br/>
     </w:r>

--- a/tillsyn/A 62402-2025 tillsynsbegäran.docx
+++ b/tillsyn/A 62402-2025 tillsynsbegäran.docx
@@ -625,7 +625,7 @@
     <w:r>
       <w:tab/>
       <w:tab/>
-      <w:t>2026-03-21</w:t>
+      <w:t>2026-03-22</w:t>
       <w:br/>
       <w:br/>
     </w:r>

--- a/tillsyn/A 62402-2025 tillsynsbegäran.docx
+++ b/tillsyn/A 62402-2025 tillsynsbegäran.docx
@@ -625,7 +625,7 @@
     <w:r>
       <w:tab/>
       <w:tab/>
-      <w:t>2026-03-22</w:t>
+      <w:t>2026-03-23</w:t>
       <w:br/>
       <w:br/>
     </w:r>

--- a/tillsyn/A 62402-2025 tillsynsbegäran.docx
+++ b/tillsyn/A 62402-2025 tillsynsbegäran.docx
@@ -625,7 +625,7 @@
     <w:r>
       <w:tab/>
       <w:tab/>
-      <w:t>2026-03-23</w:t>
+      <w:t>2026-03-24</w:t>
       <w:br/>
       <w:br/>
     </w:r>

--- a/tillsyn/A 62402-2025 tillsynsbegäran.docx
+++ b/tillsyn/A 62402-2025 tillsynsbegäran.docx
@@ -625,7 +625,7 @@
     <w:r>
       <w:tab/>
       <w:tab/>
-      <w:t>2026-03-24</w:t>
+      <w:t>2026-03-25</w:t>
       <w:br/>
       <w:br/>
     </w:r>

--- a/tillsyn/A 62402-2025 tillsynsbegäran.docx
+++ b/tillsyn/A 62402-2025 tillsynsbegäran.docx
@@ -625,7 +625,7 @@
     <w:r>
       <w:tab/>
       <w:tab/>
-      <w:t>2026-03-25</w:t>
+      <w:t>2026-03-26</w:t>
       <w:br/>
       <w:br/>
     </w:r>

--- a/tillsyn/A 62402-2025 tillsynsbegäran.docx
+++ b/tillsyn/A 62402-2025 tillsynsbegäran.docx
@@ -625,7 +625,7 @@
     <w:r>
       <w:tab/>
       <w:tab/>
-      <w:t>2026-03-26</w:t>
+      <w:t>2026-03-27</w:t>
       <w:br/>
       <w:br/>
     </w:r>

--- a/tillsyn/A 62402-2025 tillsynsbegäran.docx
+++ b/tillsyn/A 62402-2025 tillsynsbegäran.docx
@@ -625,7 +625,7 @@
     <w:r>
       <w:tab/>
       <w:tab/>
-      <w:t>2026-03-27</w:t>
+      <w:t>2026-03-28</w:t>
       <w:br/>
       <w:br/>
     </w:r>

--- a/tillsyn/A 62402-2025 tillsynsbegäran.docx
+++ b/tillsyn/A 62402-2025 tillsynsbegäran.docx
@@ -625,7 +625,7 @@
     <w:r>
       <w:tab/>
       <w:tab/>
-      <w:t>2026-03-28</w:t>
+      <w:t>2026-03-29</w:t>
       <w:br/>
       <w:br/>
     </w:r>

--- a/tillsyn/A 62402-2025 tillsynsbegäran.docx
+++ b/tillsyn/A 62402-2025 tillsynsbegäran.docx
@@ -629,7 +629,7 @@
     <w:r>
       <w:tab/>
       <w:tab/>
-      <w:t>2026-04-14</w:t>
+      <w:t>2026-04-15</w:t>
       <w:br/>
       <w:br/>
     </w:r>

--- a/tillsyn/A 62402-2025 tillsynsbegäran.docx
+++ b/tillsyn/A 62402-2025 tillsynsbegäran.docx
@@ -629,7 +629,7 @@
     <w:r>
       <w:tab/>
       <w:tab/>
-      <w:t>2026-04-15</w:t>
+      <w:t>2026-04-16</w:t>
       <w:br/>
       <w:br/>
     </w:r>

--- a/tillsyn/A 62402-2025 tillsynsbegäran.docx
+++ b/tillsyn/A 62402-2025 tillsynsbegäran.docx
@@ -629,7 +629,7 @@
     <w:r>
       <w:tab/>
       <w:tab/>
-      <w:t>2026-04-16</w:t>
+      <w:t>2026-04-17</w:t>
       <w:br/>
       <w:br/>
     </w:r>

--- a/tillsyn/A 62402-2025 tillsynsbegäran.docx
+++ b/tillsyn/A 62402-2025 tillsynsbegäran.docx
@@ -629,7 +629,7 @@
     <w:r>
       <w:tab/>
       <w:tab/>
-      <w:t>2026-04-17</w:t>
+      <w:t>2026-04-18</w:t>
       <w:br/>
       <w:br/>
     </w:r>

--- a/tillsyn/A 62402-2025 tillsynsbegäran.docx
+++ b/tillsyn/A 62402-2025 tillsynsbegäran.docx
@@ -241,7 +241,7 @@
         <w:t>Pletocarpon nephromeum</w:t>
       </w:r>
       <w:r>
-        <w:t xml:space="preserve"> (EN), som växer på stuplav. Ytterligare två sällsynta lavparasiter, </w:t>
+        <w:t xml:space="preserve"> (EN), som växer på stuplav. Ytterligare tre sällsynta lavparasiter, </w:t>
       </w:r>
       <w:r>
         <w:rPr>
@@ -250,7 +250,7 @@
         <w:t>Protounguicularia nephromatis</w:t>
       </w:r>
       <w:r>
-        <w:t xml:space="preserve"> (VU) och </w:t>
+        <w:t xml:space="preserve"> (VU), </w:t>
       </w:r>
       <w:r>
         <w:rPr>
@@ -259,7 +259,16 @@
         <w:t>Refractohilum galligenum</w:t>
       </w:r>
       <w:r>
-        <w:t xml:space="preserve"> (NT), kan också påträffas på stuplav. Stuplav är typisk art för </w:t>
+        <w:t xml:space="preserve"> (NT) och </w:t>
+      </w:r>
+      <w:r>
+        <w:rPr>
+          <w:i/>
+        </w:rPr>
+        <w:t>Roselliniella nephromatis</w:t>
+      </w:r>
+      <w:r>
+        <w:t xml:space="preserve"> (DD), kan också påträffas på stuplav. Stuplav är typisk art för </w:t>
       </w:r>
       <w:r>
         <w:rPr>
@@ -629,7 +638,7 @@
     <w:r>
       <w:tab/>
       <w:tab/>
-      <w:t>2026-04-18</w:t>
+      <w:t>2026-04-19</w:t>
       <w:br/>
       <w:br/>
     </w:r>

--- a/tillsyn/A 62402-2025 tillsynsbegäran.docx
+++ b/tillsyn/A 62402-2025 tillsynsbegäran.docx
@@ -638,7 +638,7 @@
     <w:r>
       <w:tab/>
       <w:tab/>
-      <w:t>2026-04-19</w:t>
+      <w:t>2026-04-20</w:t>
       <w:br/>
       <w:br/>
     </w:r>

--- a/tillsyn/A 62402-2025 tillsynsbegäran.docx
+++ b/tillsyn/A 62402-2025 tillsynsbegäran.docx
@@ -638,7 +638,7 @@
     <w:r>
       <w:tab/>
       <w:tab/>
-      <w:t>2026-04-20</w:t>
+      <w:t>2026-04-21</w:t>
       <w:br/>
       <w:br/>
     </w:r>

--- a/tillsyn/A 62402-2025 tillsynsbegäran.docx
+++ b/tillsyn/A 62402-2025 tillsynsbegäran.docx
@@ -638,7 +638,7 @@
     <w:r>
       <w:tab/>
       <w:tab/>
-      <w:t>2026-04-21</w:t>
+      <w:t>2026-04-22</w:t>
       <w:br/>
       <w:br/>
     </w:r>

--- a/tillsyn/A 62402-2025 tillsynsbegäran.docx
+++ b/tillsyn/A 62402-2025 tillsynsbegäran.docx
@@ -638,7 +638,7 @@
     <w:r>
       <w:tab/>
       <w:tab/>
-      <w:t>2026-04-22</w:t>
+      <w:t>2026-04-23</w:t>
       <w:br/>
       <w:br/>
     </w:r>

--- a/tillsyn/A 62402-2025 tillsynsbegäran.docx
+++ b/tillsyn/A 62402-2025 tillsynsbegäran.docx
@@ -638,7 +638,7 @@
     <w:r>
       <w:tab/>
       <w:tab/>
-      <w:t>2026-04-23</w:t>
+      <w:t>2026-04-24</w:t>
       <w:br/>
       <w:br/>
     </w:r>

--- a/tillsyn/A 62402-2025 tillsynsbegäran.docx
+++ b/tillsyn/A 62402-2025 tillsynsbegäran.docx
@@ -638,7 +638,7 @@
     <w:r>
       <w:tab/>
       <w:tab/>
-      <w:t>2026-04-24</w:t>
+      <w:t>2026-04-25</w:t>
       <w:br/>
       <w:br/>
     </w:r>

--- a/tillsyn/A 62402-2025 tillsynsbegäran.docx
+++ b/tillsyn/A 62402-2025 tillsynsbegäran.docx
@@ -638,7 +638,7 @@
     <w:r>
       <w:tab/>
       <w:tab/>
-      <w:t>2026-04-25</w:t>
+      <w:t>2026-04-26</w:t>
       <w:br/>
       <w:br/>
     </w:r>

--- a/tillsyn/A 62402-2025 tillsynsbegäran.docx
+++ b/tillsyn/A 62402-2025 tillsynsbegäran.docx
@@ -638,7 +638,7 @@
     <w:r>
       <w:tab/>
       <w:tab/>
-      <w:t>2026-04-26</w:t>
+      <w:t>2026-04-27</w:t>
       <w:br/>
       <w:br/>
     </w:r>

--- a/tillsyn/A 62402-2025 tillsynsbegäran.docx
+++ b/tillsyn/A 62402-2025 tillsynsbegäran.docx
@@ -638,7 +638,7 @@
     <w:r>
       <w:tab/>
       <w:tab/>
-      <w:t>2026-04-27</w:t>
+      <w:t>2026-04-28</w:t>
       <w:br/>
       <w:br/>
     </w:r>

--- a/tillsyn/A 62402-2025 tillsynsbegäran.docx
+++ b/tillsyn/A 62402-2025 tillsynsbegäran.docx
@@ -638,7 +638,7 @@
     <w:r>
       <w:tab/>
       <w:tab/>
-      <w:t>2026-04-28</w:t>
+      <w:t>2026-04-29</w:t>
       <w:br/>
       <w:br/>
     </w:r>

--- a/tillsyn/A 62402-2025 tillsynsbegäran.docx
+++ b/tillsyn/A 62402-2025 tillsynsbegäran.docx
@@ -638,7 +638,7 @@
     <w:r>
       <w:tab/>
       <w:tab/>
-      <w:t>2026-04-29</w:t>
+      <w:t>2026-04-30</w:t>
       <w:br/>
       <w:br/>
     </w:r>

--- a/tillsyn/A 62402-2025 tillsynsbegäran.docx
+++ b/tillsyn/A 62402-2025 tillsynsbegäran.docx
@@ -638,7 +638,7 @@
     <w:r>
       <w:tab/>
       <w:tab/>
-      <w:t>2026-04-30</w:t>
+      <w:t>2026-05-01</w:t>
       <w:br/>
       <w:br/>
     </w:r>

--- a/tillsyn/A 62402-2025 tillsynsbegäran.docx
+++ b/tillsyn/A 62402-2025 tillsynsbegäran.docx
@@ -638,7 +638,7 @@
     <w:r>
       <w:tab/>
       <w:tab/>
-      <w:t>2026-05-01</w:t>
+      <w:t>2026-05-02</w:t>
       <w:br/>
       <w:br/>
     </w:r>

--- a/tillsyn/A 62402-2025 tillsynsbegäran.docx
+++ b/tillsyn/A 62402-2025 tillsynsbegäran.docx
@@ -638,7 +638,7 @@
     <w:r>
       <w:tab/>
       <w:tab/>
-      <w:t>2026-05-02</w:t>
+      <w:t>2026-05-03</w:t>
       <w:br/>
       <w:br/>
     </w:r>

--- a/tillsyn/A 62402-2025 tillsynsbegäran.docx
+++ b/tillsyn/A 62402-2025 tillsynsbegäran.docx
@@ -638,7 +638,7 @@
     <w:r>
       <w:tab/>
       <w:tab/>
-      <w:t>2026-05-03</w:t>
+      <w:t>2026-05-04</w:t>
       <w:br/>
       <w:br/>
     </w:r>

--- a/tillsyn/A 62402-2025 tillsynsbegäran.docx
+++ b/tillsyn/A 62402-2025 tillsynsbegäran.docx
@@ -638,7 +638,7 @@
     <w:r>
       <w:tab/>
       <w:tab/>
-      <w:t>2026-05-04</w:t>
+      <w:t>2026-05-05</w:t>
       <w:br/>
       <w:br/>
     </w:r>
